--- a/tmp-tj/261029_Proline_plan-marketing-2027_v2.docx
+++ b/tmp-tj/261029_Proline_plan-marketing-2027_v2.docx
@@ -212,7 +212,7 @@
           <w:color w:val="EE5B22"/>
           <w:sz w:val="20"/>
         </w:rPr>
-        <w:t xml:space="preserve"> 1. </w:t>
+        <w:t xml:space="preserve"> 1.  </w:t>
       </w:r>
       <w:r>
         <w:rPr>
@@ -237,7 +237,7 @@
           <w:color w:val="EE5B22"/>
           <w:sz w:val="20"/>
         </w:rPr>
-        <w:t xml:space="preserve"> 2. </w:t>
+        <w:t xml:space="preserve"> 2.  </w:t>
       </w:r>
       <w:r>
         <w:rPr>
@@ -262,7 +262,7 @@
           <w:color w:val="EE5B22"/>
           <w:sz w:val="20"/>
         </w:rPr>
-        <w:t xml:space="preserve"> 3. </w:t>
+        <w:t xml:space="preserve"> 3.  </w:t>
       </w:r>
       <w:r>
         <w:rPr>
@@ -287,7 +287,7 @@
           <w:color w:val="EE5B22"/>
           <w:sz w:val="20"/>
         </w:rPr>
-        <w:t xml:space="preserve"> 4. </w:t>
+        <w:t xml:space="preserve"> 4.  </w:t>
       </w:r>
       <w:r>
         <w:rPr>
@@ -312,7 +312,7 @@
           <w:color w:val="EE5B22"/>
           <w:sz w:val="20"/>
         </w:rPr>
-        <w:t xml:space="preserve"> 5. </w:t>
+        <w:t xml:space="preserve"> 5.  </w:t>
       </w:r>
       <w:r>
         <w:rPr>
@@ -337,7 +337,7 @@
           <w:color w:val="EE5B22"/>
           <w:sz w:val="20"/>
         </w:rPr>
-        <w:t xml:space="preserve"> 6. </w:t>
+        <w:t xml:space="preserve"> 6.  </w:t>
       </w:r>
       <w:r>
         <w:rPr>
@@ -362,7 +362,7 @@
           <w:color w:val="EE5B22"/>
           <w:sz w:val="20"/>
         </w:rPr>
-        <w:t xml:space="preserve"> 7. </w:t>
+        <w:t xml:space="preserve"> 7.  </w:t>
       </w:r>
       <w:r>
         <w:rPr>
@@ -387,7 +387,7 @@
           <w:color w:val="EE5B22"/>
           <w:sz w:val="20"/>
         </w:rPr>
-        <w:t xml:space="preserve"> 8. </w:t>
+        <w:t xml:space="preserve"> 8.  </w:t>
       </w:r>
       <w:r>
         <w:rPr>
@@ -412,7 +412,7 @@
           <w:color w:val="EE5B22"/>
           <w:sz w:val="20"/>
         </w:rPr>
-        <w:t xml:space="preserve"> 9. </w:t>
+        <w:t xml:space="preserve"> 9.  </w:t>
       </w:r>
       <w:r>
         <w:rPr>
@@ -437,7 +437,7 @@
           <w:color w:val="EE5B22"/>
           <w:sz w:val="20"/>
         </w:rPr>
-        <w:t xml:space="preserve">10. </w:t>
+        <w:t xml:space="preserve">10.  </w:t>
       </w:r>
       <w:r>
         <w:rPr>
@@ -462,7 +462,7 @@
           <w:color w:val="EE5B22"/>
           <w:sz w:val="20"/>
         </w:rPr>
-        <w:t xml:space="preserve">11. </w:t>
+        <w:t xml:space="preserve">11.  </w:t>
       </w:r>
       <w:r>
         <w:rPr>
@@ -487,7 +487,7 @@
           <w:color w:val="EE5B22"/>
           <w:sz w:val="20"/>
         </w:rPr>
-        <w:t xml:space="preserve">12. </w:t>
+        <w:t xml:space="preserve">12.  </w:t>
       </w:r>
       <w:r>
         <w:rPr>
@@ -514,7 +514,7 @@
           <w:color w:val="11202E"/>
           <w:sz w:val="30"/>
         </w:rPr>
-        <w:t xml:space="preserve">1 </w:t>
+        <w:t xml:space="preserve">1  </w:t>
       </w:r>
       <w:r>
         <w:rPr>
@@ -1056,7 +1056,7 @@
           <w:color w:val="EE5B22"/>
           <w:sz w:val="15"/>
         </w:rPr>
-        <w:t xml:space="preserve">■ </w:t>
+        <w:t xml:space="preserve">■  </w:t>
       </w:r>
       <w:r>
         <w:rPr>
@@ -1082,7 +1082,7 @@
           <w:color w:val="EE5B22"/>
           <w:sz w:val="15"/>
         </w:rPr>
-        <w:t xml:space="preserve">■ </w:t>
+        <w:t xml:space="preserve">■  </w:t>
       </w:r>
       <w:r>
         <w:rPr>
@@ -1108,7 +1108,7 @@
           <w:color w:val="EE5B22"/>
           <w:sz w:val="15"/>
         </w:rPr>
-        <w:t xml:space="preserve">■ </w:t>
+        <w:t xml:space="preserve">■  </w:t>
       </w:r>
       <w:r>
         <w:rPr>
@@ -1134,7 +1134,7 @@
           <w:color w:val="11202E"/>
           <w:sz w:val="30"/>
         </w:rPr>
-        <w:t xml:space="preserve">2 </w:t>
+        <w:t xml:space="preserve">2  </w:t>
       </w:r>
       <w:r>
         <w:rPr>
@@ -1620,7 +1620,7 @@
           <w:color w:val="EE5B22"/>
           <w:sz w:val="15"/>
         </w:rPr>
-        <w:t xml:space="preserve">■ </w:t>
+        <w:t xml:space="preserve">■  </w:t>
       </w:r>
       <w:r>
         <w:rPr>
@@ -1656,7 +1656,7 @@
           <w:color w:val="EE5B22"/>
           <w:sz w:val="15"/>
         </w:rPr>
-        <w:t xml:space="preserve">■ </w:t>
+        <w:t xml:space="preserve">■  </w:t>
       </w:r>
       <w:r>
         <w:rPr>
@@ -1692,7 +1692,7 @@
           <w:color w:val="EE5B22"/>
           <w:sz w:val="15"/>
         </w:rPr>
-        <w:t xml:space="preserve">■ </w:t>
+        <w:t xml:space="preserve">■  </w:t>
       </w:r>
       <w:r>
         <w:rPr>
@@ -1728,7 +1728,7 @@
           <w:color w:val="EE5B22"/>
           <w:sz w:val="15"/>
         </w:rPr>
-        <w:t xml:space="preserve">■ </w:t>
+        <w:t xml:space="preserve">■  </w:t>
       </w:r>
       <w:r>
         <w:rPr>
@@ -1803,7 +1803,7 @@
           <w:color w:val="11202E"/>
           <w:sz w:val="30"/>
         </w:rPr>
-        <w:t xml:space="preserve">3 </w:t>
+        <w:t xml:space="preserve">3  </w:t>
       </w:r>
       <w:r>
         <w:rPr>
@@ -2543,7 +2543,7 @@
           <w:color w:val="EE5B22"/>
           <w:sz w:val="15"/>
         </w:rPr>
-        <w:t xml:space="preserve">■ </w:t>
+        <w:t xml:space="preserve">■  </w:t>
       </w:r>
       <w:r>
         <w:rPr>
@@ -2579,7 +2579,7 @@
           <w:color w:val="EE5B22"/>
           <w:sz w:val="15"/>
         </w:rPr>
-        <w:t xml:space="preserve">■ </w:t>
+        <w:t xml:space="preserve">■  </w:t>
       </w:r>
       <w:r>
         <w:rPr>
@@ -2615,7 +2615,7 @@
           <w:color w:val="EE5B22"/>
           <w:sz w:val="15"/>
         </w:rPr>
-        <w:t xml:space="preserve">■ </w:t>
+        <w:t xml:space="preserve">■  </w:t>
       </w:r>
       <w:r>
         <w:rPr>
@@ -2651,7 +2651,7 @@
           <w:color w:val="EE5B22"/>
           <w:sz w:val="15"/>
         </w:rPr>
-        <w:t xml:space="preserve">■ </w:t>
+        <w:t xml:space="preserve">■  </w:t>
       </w:r>
       <w:r>
         <w:rPr>
@@ -2687,7 +2687,7 @@
           <w:color w:val="11202E"/>
           <w:sz w:val="30"/>
         </w:rPr>
-        <w:t xml:space="preserve">4 </w:t>
+        <w:t xml:space="preserve">4  </w:t>
       </w:r>
       <w:r>
         <w:rPr>
@@ -3122,7 +3122,7 @@
           <w:color w:val="11202E"/>
           <w:sz w:val="30"/>
         </w:rPr>
-        <w:t xml:space="preserve">5 </w:t>
+        <w:t xml:space="preserve">5  </w:t>
       </w:r>
       <w:r>
         <w:rPr>
@@ -3862,7 +3862,7 @@
           <w:color w:val="EE5B22"/>
           <w:sz w:val="15"/>
         </w:rPr>
-        <w:t xml:space="preserve">■ </w:t>
+        <w:t xml:space="preserve">■  </w:t>
       </w:r>
       <w:r>
         <w:rPr>
@@ -3888,7 +3888,7 @@
           <w:color w:val="EE5B22"/>
           <w:sz w:val="15"/>
         </w:rPr>
-        <w:t xml:space="preserve">■ </w:t>
+        <w:t xml:space="preserve">■  </w:t>
       </w:r>
       <w:r>
         <w:rPr>
@@ -3914,7 +3914,7 @@
           <w:color w:val="EE5B22"/>
           <w:sz w:val="15"/>
         </w:rPr>
-        <w:t xml:space="preserve">■ </w:t>
+        <w:t xml:space="preserve">■  </w:t>
       </w:r>
       <w:r>
         <w:rPr>
@@ -3940,7 +3940,7 @@
           <w:color w:val="EE5B22"/>
           <w:sz w:val="15"/>
         </w:rPr>
-        <w:t xml:space="preserve">■ </w:t>
+        <w:t xml:space="preserve">■  </w:t>
       </w:r>
       <w:r>
         <w:rPr>
@@ -3967,7 +3967,7 @@
           <w:color w:val="11202E"/>
           <w:sz w:val="30"/>
         </w:rPr>
-        <w:t xml:space="preserve">6 </w:t>
+        <w:t xml:space="preserve">6  </w:t>
       </w:r>
       <w:r>
         <w:rPr>
@@ -4600,7 +4600,7 @@
           <w:color w:val="11202E"/>
           <w:sz w:val="30"/>
         </w:rPr>
-        <w:t xml:space="preserve">7 </w:t>
+        <w:t xml:space="preserve">7  </w:t>
       </w:r>
       <w:r>
         <w:rPr>
@@ -6103,7 +6103,7 @@
           <w:color w:val="11202E"/>
           <w:sz w:val="30"/>
         </w:rPr>
-        <w:t xml:space="preserve">8 </w:t>
+        <w:t xml:space="preserve">8  </w:t>
       </w:r>
       <w:r>
         <w:rPr>
@@ -7177,7 +7177,7 @@
           <w:color w:val="EE5B22"/>
           <w:sz w:val="15"/>
         </w:rPr>
-        <w:t xml:space="preserve">■ </w:t>
+        <w:t xml:space="preserve">■  </w:t>
       </w:r>
       <w:r>
         <w:rPr>
@@ -7203,7 +7203,7 @@
           <w:color w:val="EE5B22"/>
           <w:sz w:val="15"/>
         </w:rPr>
-        <w:t xml:space="preserve">■ </w:t>
+        <w:t xml:space="preserve">■  </w:t>
       </w:r>
       <w:r>
         <w:rPr>
@@ -7229,7 +7229,7 @@
           <w:color w:val="EE5B22"/>
           <w:sz w:val="15"/>
         </w:rPr>
-        <w:t xml:space="preserve">■ </w:t>
+        <w:t xml:space="preserve">■  </w:t>
       </w:r>
       <w:r>
         <w:rPr>
@@ -7286,7 +7286,7 @@
           <w:color w:val="11202E"/>
           <w:sz w:val="30"/>
         </w:rPr>
-        <w:t xml:space="preserve">9 </w:t>
+        <w:t xml:space="preserve">9  </w:t>
       </w:r>
       <w:r>
         <w:rPr>
@@ -7940,7 +7940,7 @@
           <w:color w:val="EE5B22"/>
           <w:sz w:val="15"/>
         </w:rPr>
-        <w:t xml:space="preserve">■ </w:t>
+        <w:t xml:space="preserve">■  </w:t>
       </w:r>
       <w:r>
         <w:rPr>
@@ -7976,7 +7976,7 @@
           <w:color w:val="EE5B22"/>
           <w:sz w:val="15"/>
         </w:rPr>
-        <w:t xml:space="preserve">■ </w:t>
+        <w:t xml:space="preserve">■  </w:t>
       </w:r>
       <w:r>
         <w:rPr>
@@ -8012,7 +8012,7 @@
           <w:color w:val="EE5B22"/>
           <w:sz w:val="15"/>
         </w:rPr>
-        <w:t xml:space="preserve">■ </w:t>
+        <w:t xml:space="preserve">■  </w:t>
       </w:r>
       <w:r>
         <w:rPr>
@@ -8063,7 +8063,7 @@
           <w:color w:val="11202E"/>
           <w:sz w:val="30"/>
         </w:rPr>
-        <w:t xml:space="preserve">10 </w:t>
+        <w:t xml:space="preserve">10  </w:t>
       </w:r>
       <w:r>
         <w:rPr>
@@ -8458,7 +8458,7 @@
           <w:color w:val="11202E"/>
           <w:sz w:val="30"/>
         </w:rPr>
-        <w:t xml:space="preserve">11 </w:t>
+        <w:t xml:space="preserve">11  </w:t>
       </w:r>
       <w:r>
         <w:rPr>
@@ -9096,7 +9096,7 @@
           <w:color w:val="11202E"/>
           <w:sz w:val="30"/>
         </w:rPr>
-        <w:t xml:space="preserve">12 </w:t>
+        <w:t xml:space="preserve">12  </w:t>
       </w:r>
       <w:r>
         <w:rPr>
@@ -9122,7 +9122,7 @@
           <w:color w:val="EE5B22"/>
           <w:sz w:val="15"/>
         </w:rPr>
-        <w:t xml:space="preserve">■ </w:t>
+        <w:t xml:space="preserve">■  </w:t>
       </w:r>
       <w:r>
         <w:rPr>
@@ -9148,7 +9148,7 @@
           <w:color w:val="EE5B22"/>
           <w:sz w:val="15"/>
         </w:rPr>
-        <w:t xml:space="preserve">■ </w:t>
+        <w:t xml:space="preserve">■  </w:t>
       </w:r>
       <w:r>
         <w:rPr>
@@ -9174,7 +9174,7 @@
           <w:color w:val="EE5B22"/>
           <w:sz w:val="15"/>
         </w:rPr>
-        <w:t xml:space="preserve">■ </w:t>
+        <w:t xml:space="preserve">■  </w:t>
       </w:r>
       <w:r>
         <w:rPr>
@@ -9200,7 +9200,7 @@
           <w:color w:val="EE5B22"/>
           <w:sz w:val="15"/>
         </w:rPr>
-        <w:t xml:space="preserve">■ </w:t>
+        <w:t xml:space="preserve">■  </w:t>
       </w:r>
       <w:r>
         <w:rPr>
@@ -9226,7 +9226,7 @@
           <w:color w:val="EE5B22"/>
           <w:sz w:val="15"/>
         </w:rPr>
-        <w:t xml:space="preserve">■ </w:t>
+        <w:t xml:space="preserve">■  </w:t>
       </w:r>
       <w:r>
         <w:rPr>
@@ -9269,7 +9269,7 @@
         <w:color w:val="565656"/>
         <w:sz w:val="16"/>
       </w:rPr>
-      <w:t>Proline Logistics · /</w:t>
+      <w:t xml:space="preserve">Proline Logistics · </w:t>
     </w:r>
     <w:r>
       <w:rPr>
@@ -9288,6 +9288,7 @@
         <w:color w:val="565656"/>
         <w:sz w:val="16"/>
       </w:rPr>
+      <w:t xml:space="preserve"> / </w:t>
     </w:r>
     <w:r>
       <w:rPr>
@@ -9389,7 +9390,7 @@
         <w:color w:val="565656"/>
         <w:sz w:val="16"/>
       </w:rPr>
-      <w:t xml:space="preserve"> Plan marketing 2027 · document de travail</w:t>
+      <w:t xml:space="preserve">     Plan marketing 2027 · document de travail</w:t>
     </w:r>
   </w:p>
 </w:hdr>
@@ -9493,7 +9494,7 @@
         <w:ind w:left="1440" w:hanging="360"/>
       </w:pPr>
       <w:rPr>
-        <w:rFonts w:ascii="Symbol" w:hAnsi="Symbol" w:hint="default"/>
+        <w:rFonts w:ascii="Montserrat" w:hAnsi="Montserrat" w:hint="default"/>
       </w:rPr>
     </w:lvl>
   </w:abstractNum>
@@ -9514,7 +9515,7 @@
         <w:ind w:left="1080" w:hanging="360"/>
       </w:pPr>
       <w:rPr>
-        <w:rFonts w:ascii="Symbol" w:hAnsi="Symbol" w:hint="default"/>
+        <w:rFonts w:ascii="Montserrat" w:hAnsi="Montserrat" w:hint="default"/>
       </w:rPr>
     </w:lvl>
   </w:abstractNum>
@@ -9535,7 +9536,7 @@
         <w:ind w:left="720" w:hanging="360"/>
       </w:pPr>
       <w:rPr>
-        <w:rFonts w:ascii="Symbol" w:hAnsi="Symbol" w:hint="default"/>
+        <w:rFonts w:ascii="Montserrat" w:hAnsi="Montserrat" w:hint="default"/>
       </w:rPr>
     </w:lvl>
   </w:abstractNum>
@@ -9574,7 +9575,7 @@
         <w:ind w:left="360" w:hanging="360"/>
       </w:pPr>
       <w:rPr>
-        <w:rFonts w:ascii="Symbol" w:hAnsi="Symbol" w:hint="default"/>
+        <w:rFonts w:ascii="Montserrat" w:hAnsi="Montserrat" w:hint="default"/>
       </w:rPr>
     </w:lvl>
   </w:abstractNum>
@@ -9613,7 +9614,7 @@
   <w:docDefaults>
     <w:rPrDefault>
       <w:rPr>
-        <w:rFonts w:asciiTheme="minorHAnsi" w:eastAsiaTheme="minorEastAsia" w:hAnsiTheme="minorHAnsi" w:cstheme="minorBidi" w:ascii="Montserrat" w:hAnsi="Montserrat" w:cs="Montserrat" w:eastAsia="Montserrat"/>
+        <w:rFonts w:ascii="Montserrat" w:hAnsi="Montserrat" w:cstheme="minorBidi" w:cs="Montserrat" w:eastAsia="Montserrat"/>
         <w:sz w:val="22"/>
         <w:szCs w:val="22"/>
         <w:lang w:val="en-US" w:eastAsia="en-US" w:bidi="ar-SA"/>
@@ -12254,7 +12255,7 @@
         <w:spacing w:before="0" w:after="0" w:line="240" w:lineRule="auto"/>
       </w:pPr>
       <w:rPr>
-        <w:rFonts w:asciiTheme="majorHAnsi" w:eastAsiaTheme="majorEastAsia" w:hAnsiTheme="majorHAnsi" w:cstheme="majorBidi" w:ascii="Montserrat" w:hAnsi="Montserrat" w:cs="Montserrat" w:eastAsia="Montserrat"/>
+        <w:rFonts w:ascii="Montserrat" w:hAnsi="Montserrat" w:cstheme="majorBidi" w:cs="Montserrat" w:eastAsia="Montserrat"/>
         <w:b/>
         <w:bCs/>
       </w:rPr>
@@ -12275,7 +12276,7 @@
         <w:spacing w:before="0" w:after="0" w:line="240" w:lineRule="auto"/>
       </w:pPr>
       <w:rPr>
-        <w:rFonts w:asciiTheme="majorHAnsi" w:eastAsiaTheme="majorEastAsia" w:hAnsiTheme="majorHAnsi" w:cstheme="majorBidi" w:ascii="Montserrat" w:hAnsi="Montserrat" w:cs="Montserrat" w:eastAsia="Montserrat"/>
+        <w:rFonts w:ascii="Montserrat" w:hAnsi="Montserrat" w:cstheme="majorBidi" w:cs="Montserrat" w:eastAsia="Montserrat"/>
         <w:b/>
         <w:bCs/>
       </w:rPr>
@@ -12293,14 +12294,14 @@
     </w:tblStylePr>
     <w:tblStylePr w:type="firstCol">
       <w:rPr>
-        <w:rFonts w:asciiTheme="majorHAnsi" w:eastAsiaTheme="majorEastAsia" w:hAnsiTheme="majorHAnsi" w:cstheme="majorBidi" w:ascii="Montserrat" w:hAnsi="Montserrat" w:cs="Montserrat" w:eastAsia="Montserrat"/>
+        <w:rFonts w:ascii="Montserrat" w:hAnsi="Montserrat" w:cstheme="majorBidi" w:cs="Montserrat" w:eastAsia="Montserrat"/>
         <w:b/>
         <w:bCs/>
       </w:rPr>
     </w:tblStylePr>
     <w:tblStylePr w:type="lastCol">
       <w:rPr>
-        <w:rFonts w:asciiTheme="majorHAnsi" w:eastAsiaTheme="majorEastAsia" w:hAnsiTheme="majorHAnsi" w:cstheme="majorBidi" w:ascii="Montserrat" w:hAnsi="Montserrat" w:cs="Montserrat" w:eastAsia="Montserrat"/>
+        <w:rFonts w:ascii="Montserrat" w:hAnsi="Montserrat" w:cstheme="majorBidi" w:cs="Montserrat" w:eastAsia="Montserrat"/>
         <w:b/>
         <w:bCs/>
       </w:rPr>
@@ -12387,7 +12388,7 @@
         <w:spacing w:before="0" w:after="0" w:line="240" w:lineRule="auto"/>
       </w:pPr>
       <w:rPr>
-        <w:rFonts w:asciiTheme="majorHAnsi" w:eastAsiaTheme="majorEastAsia" w:hAnsiTheme="majorHAnsi" w:cstheme="majorBidi" w:ascii="Montserrat" w:hAnsi="Montserrat" w:cs="Montserrat" w:eastAsia="Montserrat"/>
+        <w:rFonts w:ascii="Montserrat" w:hAnsi="Montserrat" w:cstheme="majorBidi" w:cs="Montserrat" w:eastAsia="Montserrat"/>
         <w:b/>
         <w:bCs/>
       </w:rPr>
@@ -12408,7 +12409,7 @@
         <w:spacing w:before="0" w:after="0" w:line="240" w:lineRule="auto"/>
       </w:pPr>
       <w:rPr>
-        <w:rFonts w:asciiTheme="majorHAnsi" w:eastAsiaTheme="majorEastAsia" w:hAnsiTheme="majorHAnsi" w:cstheme="majorBidi" w:ascii="Montserrat" w:hAnsi="Montserrat" w:cs="Montserrat" w:eastAsia="Montserrat"/>
+        <w:rFonts w:ascii="Montserrat" w:hAnsi="Montserrat" w:cstheme="majorBidi" w:cs="Montserrat" w:eastAsia="Montserrat"/>
         <w:b/>
         <w:bCs/>
       </w:rPr>
@@ -12426,14 +12427,14 @@
     </w:tblStylePr>
     <w:tblStylePr w:type="firstCol">
       <w:rPr>
-        <w:rFonts w:asciiTheme="majorHAnsi" w:eastAsiaTheme="majorEastAsia" w:hAnsiTheme="majorHAnsi" w:cstheme="majorBidi" w:ascii="Montserrat" w:hAnsi="Montserrat" w:cs="Montserrat" w:eastAsia="Montserrat"/>
+        <w:rFonts w:ascii="Montserrat" w:hAnsi="Montserrat" w:cstheme="majorBidi" w:cs="Montserrat" w:eastAsia="Montserrat"/>
         <w:b/>
         <w:bCs/>
       </w:rPr>
     </w:tblStylePr>
     <w:tblStylePr w:type="lastCol">
       <w:rPr>
-        <w:rFonts w:asciiTheme="majorHAnsi" w:eastAsiaTheme="majorEastAsia" w:hAnsiTheme="majorHAnsi" w:cstheme="majorBidi" w:ascii="Montserrat" w:hAnsi="Montserrat" w:cs="Montserrat" w:eastAsia="Montserrat"/>
+        <w:rFonts w:ascii="Montserrat" w:hAnsi="Montserrat" w:cstheme="majorBidi" w:cs="Montserrat" w:eastAsia="Montserrat"/>
         <w:b/>
         <w:bCs/>
       </w:rPr>
@@ -12520,7 +12521,7 @@
         <w:spacing w:before="0" w:after="0" w:line="240" w:lineRule="auto"/>
       </w:pPr>
       <w:rPr>
-        <w:rFonts w:asciiTheme="majorHAnsi" w:eastAsiaTheme="majorEastAsia" w:hAnsiTheme="majorHAnsi" w:cstheme="majorBidi" w:ascii="Montserrat" w:hAnsi="Montserrat" w:cs="Montserrat" w:eastAsia="Montserrat"/>
+        <w:rFonts w:ascii="Montserrat" w:hAnsi="Montserrat" w:cstheme="majorBidi" w:cs="Montserrat" w:eastAsia="Montserrat"/>
         <w:b/>
         <w:bCs/>
       </w:rPr>
@@ -12541,7 +12542,7 @@
         <w:spacing w:before="0" w:after="0" w:line="240" w:lineRule="auto"/>
       </w:pPr>
       <w:rPr>
-        <w:rFonts w:asciiTheme="majorHAnsi" w:eastAsiaTheme="majorEastAsia" w:hAnsiTheme="majorHAnsi" w:cstheme="majorBidi" w:ascii="Montserrat" w:hAnsi="Montserrat" w:cs="Montserrat" w:eastAsia="Montserrat"/>
+        <w:rFonts w:ascii="Montserrat" w:hAnsi="Montserrat" w:cstheme="majorBidi" w:cs="Montserrat" w:eastAsia="Montserrat"/>
         <w:b/>
         <w:bCs/>
       </w:rPr>
@@ -12559,14 +12560,14 @@
     </w:tblStylePr>
     <w:tblStylePr w:type="firstCol">
       <w:rPr>
-        <w:rFonts w:asciiTheme="majorHAnsi" w:eastAsiaTheme="majorEastAsia" w:hAnsiTheme="majorHAnsi" w:cstheme="majorBidi" w:ascii="Montserrat" w:hAnsi="Montserrat" w:cs="Montserrat" w:eastAsia="Montserrat"/>
+        <w:rFonts w:ascii="Montserrat" w:hAnsi="Montserrat" w:cstheme="majorBidi" w:cs="Montserrat" w:eastAsia="Montserrat"/>
         <w:b/>
         <w:bCs/>
       </w:rPr>
     </w:tblStylePr>
     <w:tblStylePr w:type="lastCol">
       <w:rPr>
-        <w:rFonts w:asciiTheme="majorHAnsi" w:eastAsiaTheme="majorEastAsia" w:hAnsiTheme="majorHAnsi" w:cstheme="majorBidi" w:ascii="Montserrat" w:hAnsi="Montserrat" w:cs="Montserrat" w:eastAsia="Montserrat"/>
+        <w:rFonts w:ascii="Montserrat" w:hAnsi="Montserrat" w:cstheme="majorBidi" w:cs="Montserrat" w:eastAsia="Montserrat"/>
         <w:b/>
         <w:bCs/>
       </w:rPr>
@@ -12653,7 +12654,7 @@
         <w:spacing w:before="0" w:after="0" w:line="240" w:lineRule="auto"/>
       </w:pPr>
       <w:rPr>
-        <w:rFonts w:asciiTheme="majorHAnsi" w:eastAsiaTheme="majorEastAsia" w:hAnsiTheme="majorHAnsi" w:cstheme="majorBidi" w:ascii="Montserrat" w:hAnsi="Montserrat" w:cs="Montserrat" w:eastAsia="Montserrat"/>
+        <w:rFonts w:ascii="Montserrat" w:hAnsi="Montserrat" w:cstheme="majorBidi" w:cs="Montserrat" w:eastAsia="Montserrat"/>
         <w:b/>
         <w:bCs/>
       </w:rPr>
@@ -12674,7 +12675,7 @@
         <w:spacing w:before="0" w:after="0" w:line="240" w:lineRule="auto"/>
       </w:pPr>
       <w:rPr>
-        <w:rFonts w:asciiTheme="majorHAnsi" w:eastAsiaTheme="majorEastAsia" w:hAnsiTheme="majorHAnsi" w:cstheme="majorBidi" w:ascii="Montserrat" w:hAnsi="Montserrat" w:cs="Montserrat" w:eastAsia="Montserrat"/>
+        <w:rFonts w:ascii="Montserrat" w:hAnsi="Montserrat" w:cstheme="majorBidi" w:cs="Montserrat" w:eastAsia="Montserrat"/>
         <w:b/>
         <w:bCs/>
       </w:rPr>
@@ -12692,14 +12693,14 @@
     </w:tblStylePr>
     <w:tblStylePr w:type="firstCol">
       <w:rPr>
-        <w:rFonts w:asciiTheme="majorHAnsi" w:eastAsiaTheme="majorEastAsia" w:hAnsiTheme="majorHAnsi" w:cstheme="majorBidi" w:ascii="Montserrat" w:hAnsi="Montserrat" w:cs="Montserrat" w:eastAsia="Montserrat"/>
+        <w:rFonts w:ascii="Montserrat" w:hAnsi="Montserrat" w:cstheme="majorBidi" w:cs="Montserrat" w:eastAsia="Montserrat"/>
         <w:b/>
         <w:bCs/>
       </w:rPr>
     </w:tblStylePr>
     <w:tblStylePr w:type="lastCol">
       <w:rPr>
-        <w:rFonts w:asciiTheme="majorHAnsi" w:eastAsiaTheme="majorEastAsia" w:hAnsiTheme="majorHAnsi" w:cstheme="majorBidi" w:ascii="Montserrat" w:hAnsi="Montserrat" w:cs="Montserrat" w:eastAsia="Montserrat"/>
+        <w:rFonts w:ascii="Montserrat" w:hAnsi="Montserrat" w:cstheme="majorBidi" w:cs="Montserrat" w:eastAsia="Montserrat"/>
         <w:b/>
         <w:bCs/>
       </w:rPr>
@@ -12786,7 +12787,7 @@
         <w:spacing w:before="0" w:after="0" w:line="240" w:lineRule="auto"/>
       </w:pPr>
       <w:rPr>
-        <w:rFonts w:asciiTheme="majorHAnsi" w:eastAsiaTheme="majorEastAsia" w:hAnsiTheme="majorHAnsi" w:cstheme="majorBidi" w:ascii="Montserrat" w:hAnsi="Montserrat" w:cs="Montserrat" w:eastAsia="Montserrat"/>
+        <w:rFonts w:ascii="Montserrat" w:hAnsi="Montserrat" w:cstheme="majorBidi" w:cs="Montserrat" w:eastAsia="Montserrat"/>
         <w:b/>
         <w:bCs/>
       </w:rPr>
@@ -12807,7 +12808,7 @@
         <w:spacing w:before="0" w:after="0" w:line="240" w:lineRule="auto"/>
       </w:pPr>
       <w:rPr>
-        <w:rFonts w:asciiTheme="majorHAnsi" w:eastAsiaTheme="majorEastAsia" w:hAnsiTheme="majorHAnsi" w:cstheme="majorBidi" w:ascii="Montserrat" w:hAnsi="Montserrat" w:cs="Montserrat" w:eastAsia="Montserrat"/>
+        <w:rFonts w:ascii="Montserrat" w:hAnsi="Montserrat" w:cstheme="majorBidi" w:cs="Montserrat" w:eastAsia="Montserrat"/>
         <w:b/>
         <w:bCs/>
       </w:rPr>
@@ -12825,14 +12826,14 @@
     </w:tblStylePr>
     <w:tblStylePr w:type="firstCol">
       <w:rPr>
-        <w:rFonts w:asciiTheme="majorHAnsi" w:eastAsiaTheme="majorEastAsia" w:hAnsiTheme="majorHAnsi" w:cstheme="majorBidi" w:ascii="Montserrat" w:hAnsi="Montserrat" w:cs="Montserrat" w:eastAsia="Montserrat"/>
+        <w:rFonts w:ascii="Montserrat" w:hAnsi="Montserrat" w:cstheme="majorBidi" w:cs="Montserrat" w:eastAsia="Montserrat"/>
         <w:b/>
         <w:bCs/>
       </w:rPr>
     </w:tblStylePr>
     <w:tblStylePr w:type="lastCol">
       <w:rPr>
-        <w:rFonts w:asciiTheme="majorHAnsi" w:eastAsiaTheme="majorEastAsia" w:hAnsiTheme="majorHAnsi" w:cstheme="majorBidi" w:ascii="Montserrat" w:hAnsi="Montserrat" w:cs="Montserrat" w:eastAsia="Montserrat"/>
+        <w:rFonts w:ascii="Montserrat" w:hAnsi="Montserrat" w:cstheme="majorBidi" w:cs="Montserrat" w:eastAsia="Montserrat"/>
         <w:b/>
         <w:bCs/>
       </w:rPr>
@@ -12919,7 +12920,7 @@
         <w:spacing w:before="0" w:after="0" w:line="240" w:lineRule="auto"/>
       </w:pPr>
       <w:rPr>
-        <w:rFonts w:asciiTheme="majorHAnsi" w:eastAsiaTheme="majorEastAsia" w:hAnsiTheme="majorHAnsi" w:cstheme="majorBidi" w:ascii="Montserrat" w:hAnsi="Montserrat" w:cs="Montserrat" w:eastAsia="Montserrat"/>
+        <w:rFonts w:ascii="Montserrat" w:hAnsi="Montserrat" w:cstheme="majorBidi" w:cs="Montserrat" w:eastAsia="Montserrat"/>
         <w:b/>
         <w:bCs/>
       </w:rPr>
@@ -12940,7 +12941,7 @@
         <w:spacing w:before="0" w:after="0" w:line="240" w:lineRule="auto"/>
       </w:pPr>
       <w:rPr>
-        <w:rFonts w:asciiTheme="majorHAnsi" w:eastAsiaTheme="majorEastAsia" w:hAnsiTheme="majorHAnsi" w:cstheme="majorBidi" w:ascii="Montserrat" w:hAnsi="Montserrat" w:cs="Montserrat" w:eastAsia="Montserrat"/>
+        <w:rFonts w:ascii="Montserrat" w:hAnsi="Montserrat" w:cstheme="majorBidi" w:cs="Montserrat" w:eastAsia="Montserrat"/>
         <w:b/>
         <w:bCs/>
       </w:rPr>
@@ -12958,14 +12959,14 @@
     </w:tblStylePr>
     <w:tblStylePr w:type="firstCol">
       <w:rPr>
-        <w:rFonts w:asciiTheme="majorHAnsi" w:eastAsiaTheme="majorEastAsia" w:hAnsiTheme="majorHAnsi" w:cstheme="majorBidi" w:ascii="Montserrat" w:hAnsi="Montserrat" w:cs="Montserrat" w:eastAsia="Montserrat"/>
+        <w:rFonts w:ascii="Montserrat" w:hAnsi="Montserrat" w:cstheme="majorBidi" w:cs="Montserrat" w:eastAsia="Montserrat"/>
         <w:b/>
         <w:bCs/>
       </w:rPr>
     </w:tblStylePr>
     <w:tblStylePr w:type="lastCol">
       <w:rPr>
-        <w:rFonts w:asciiTheme="majorHAnsi" w:eastAsiaTheme="majorEastAsia" w:hAnsiTheme="majorHAnsi" w:cstheme="majorBidi" w:ascii="Montserrat" w:hAnsi="Montserrat" w:cs="Montserrat" w:eastAsia="Montserrat"/>
+        <w:rFonts w:ascii="Montserrat" w:hAnsi="Montserrat" w:cstheme="majorBidi" w:cs="Montserrat" w:eastAsia="Montserrat"/>
         <w:b/>
         <w:bCs/>
       </w:rPr>
@@ -13052,7 +13053,7 @@
         <w:spacing w:before="0" w:after="0" w:line="240" w:lineRule="auto"/>
       </w:pPr>
       <w:rPr>
-        <w:rFonts w:asciiTheme="majorHAnsi" w:eastAsiaTheme="majorEastAsia" w:hAnsiTheme="majorHAnsi" w:cstheme="majorBidi" w:ascii="Montserrat" w:hAnsi="Montserrat" w:cs="Montserrat" w:eastAsia="Montserrat"/>
+        <w:rFonts w:ascii="Montserrat" w:hAnsi="Montserrat" w:cstheme="majorBidi" w:cs="Montserrat" w:eastAsia="Montserrat"/>
         <w:b/>
         <w:bCs/>
       </w:rPr>
@@ -13073,7 +13074,7 @@
         <w:spacing w:before="0" w:after="0" w:line="240" w:lineRule="auto"/>
       </w:pPr>
       <w:rPr>
-        <w:rFonts w:asciiTheme="majorHAnsi" w:eastAsiaTheme="majorEastAsia" w:hAnsiTheme="majorHAnsi" w:cstheme="majorBidi" w:ascii="Montserrat" w:hAnsi="Montserrat" w:cs="Montserrat" w:eastAsia="Montserrat"/>
+        <w:rFonts w:ascii="Montserrat" w:hAnsi="Montserrat" w:cstheme="majorBidi" w:cs="Montserrat" w:eastAsia="Montserrat"/>
         <w:b/>
         <w:bCs/>
       </w:rPr>
@@ -13091,14 +13092,14 @@
     </w:tblStylePr>
     <w:tblStylePr w:type="firstCol">
       <w:rPr>
-        <w:rFonts w:asciiTheme="majorHAnsi" w:eastAsiaTheme="majorEastAsia" w:hAnsiTheme="majorHAnsi" w:cstheme="majorBidi" w:ascii="Montserrat" w:hAnsi="Montserrat" w:cs="Montserrat" w:eastAsia="Montserrat"/>
+        <w:rFonts w:ascii="Montserrat" w:hAnsi="Montserrat" w:cstheme="majorBidi" w:cs="Montserrat" w:eastAsia="Montserrat"/>
         <w:b/>
         <w:bCs/>
       </w:rPr>
     </w:tblStylePr>
     <w:tblStylePr w:type="lastCol">
       <w:rPr>
-        <w:rFonts w:asciiTheme="majorHAnsi" w:eastAsiaTheme="majorEastAsia" w:hAnsiTheme="majorHAnsi" w:cstheme="majorBidi" w:ascii="Montserrat" w:hAnsi="Montserrat" w:cs="Montserrat" w:eastAsia="Montserrat"/>
+        <w:rFonts w:ascii="Montserrat" w:hAnsi="Montserrat" w:cstheme="majorBidi" w:cs="Montserrat" w:eastAsia="Montserrat"/>
         <w:b/>
         <w:bCs/>
       </w:rPr>
@@ -15006,7 +15007,7 @@
     </w:tblPr>
     <w:tblStylePr w:type="firstRow">
       <w:rPr>
-        <w:rFonts w:asciiTheme="majorHAnsi" w:eastAsiaTheme="majorEastAsia" w:hAnsiTheme="majorHAnsi" w:cstheme="majorBidi" w:ascii="Montserrat" w:hAnsi="Montserrat" w:cs="Montserrat" w:eastAsia="Montserrat"/>
+        <w:rFonts w:ascii="Montserrat" w:hAnsi="Montserrat" w:cstheme="majorBidi" w:cs="Montserrat" w:eastAsia="Montserrat"/>
       </w:rPr>
       <w:tblPr/>
       <w:tcPr>
@@ -15091,7 +15092,7 @@
     </w:tblPr>
     <w:tblStylePr w:type="firstRow">
       <w:rPr>
-        <w:rFonts w:asciiTheme="majorHAnsi" w:eastAsiaTheme="majorEastAsia" w:hAnsiTheme="majorHAnsi" w:cstheme="majorBidi" w:ascii="Montserrat" w:hAnsi="Montserrat" w:cs="Montserrat" w:eastAsia="Montserrat"/>
+        <w:rFonts w:ascii="Montserrat" w:hAnsi="Montserrat" w:cstheme="majorBidi" w:cs="Montserrat" w:eastAsia="Montserrat"/>
       </w:rPr>
       <w:tblPr/>
       <w:tcPr>
@@ -15176,7 +15177,7 @@
     </w:tblPr>
     <w:tblStylePr w:type="firstRow">
       <w:rPr>
-        <w:rFonts w:asciiTheme="majorHAnsi" w:eastAsiaTheme="majorEastAsia" w:hAnsiTheme="majorHAnsi" w:cstheme="majorBidi" w:ascii="Montserrat" w:hAnsi="Montserrat" w:cs="Montserrat" w:eastAsia="Montserrat"/>
+        <w:rFonts w:ascii="Montserrat" w:hAnsi="Montserrat" w:cstheme="majorBidi" w:cs="Montserrat" w:eastAsia="Montserrat"/>
       </w:rPr>
       <w:tblPr/>
       <w:tcPr>
@@ -15261,7 +15262,7 @@
     </w:tblPr>
     <w:tblStylePr w:type="firstRow">
       <w:rPr>
-        <w:rFonts w:asciiTheme="majorHAnsi" w:eastAsiaTheme="majorEastAsia" w:hAnsiTheme="majorHAnsi" w:cstheme="majorBidi" w:ascii="Montserrat" w:hAnsi="Montserrat" w:cs="Montserrat" w:eastAsia="Montserrat"/>
+        <w:rFonts w:ascii="Montserrat" w:hAnsi="Montserrat" w:cstheme="majorBidi" w:cs="Montserrat" w:eastAsia="Montserrat"/>
       </w:rPr>
       <w:tblPr/>
       <w:tcPr>
@@ -15346,7 +15347,7 @@
     </w:tblPr>
     <w:tblStylePr w:type="firstRow">
       <w:rPr>
-        <w:rFonts w:asciiTheme="majorHAnsi" w:eastAsiaTheme="majorEastAsia" w:hAnsiTheme="majorHAnsi" w:cstheme="majorBidi" w:ascii="Montserrat" w:hAnsi="Montserrat" w:cs="Montserrat" w:eastAsia="Montserrat"/>
+        <w:rFonts w:ascii="Montserrat" w:hAnsi="Montserrat" w:cstheme="majorBidi" w:cs="Montserrat" w:eastAsia="Montserrat"/>
       </w:rPr>
       <w:tblPr/>
       <w:tcPr>
@@ -15431,7 +15432,7 @@
     </w:tblPr>
     <w:tblStylePr w:type="firstRow">
       <w:rPr>
-        <w:rFonts w:asciiTheme="majorHAnsi" w:eastAsiaTheme="majorEastAsia" w:hAnsiTheme="majorHAnsi" w:cstheme="majorBidi" w:ascii="Montserrat" w:hAnsi="Montserrat" w:cs="Montserrat" w:eastAsia="Montserrat"/>
+        <w:rFonts w:ascii="Montserrat" w:hAnsi="Montserrat" w:cstheme="majorBidi" w:cs="Montserrat" w:eastAsia="Montserrat"/>
       </w:rPr>
       <w:tblPr/>
       <w:tcPr>
@@ -15516,7 +15517,7 @@
     </w:tblPr>
     <w:tblStylePr w:type="firstRow">
       <w:rPr>
-        <w:rFonts w:asciiTheme="majorHAnsi" w:eastAsiaTheme="majorEastAsia" w:hAnsiTheme="majorHAnsi" w:cstheme="majorBidi" w:ascii="Montserrat" w:hAnsi="Montserrat" w:cs="Montserrat" w:eastAsia="Montserrat"/>
+        <w:rFonts w:ascii="Montserrat" w:hAnsi="Montserrat" w:cstheme="majorBidi" w:cs="Montserrat" w:eastAsia="Montserrat"/>
       </w:rPr>
       <w:tblPr/>
       <w:tcPr>
@@ -21723,7 +21724,7 @@
   <w:docDefaults>
     <w:rPrDefault>
       <w:rPr>
-        <w:rFonts w:asciiTheme="minorHAnsi" w:eastAsiaTheme="minorEastAsia" w:hAnsiTheme="minorHAnsi" w:cstheme="minorBidi"/>
+        <w:rFonts w:ascii="Montserrat" w:hAnsi="Montserrat" w:cstheme="minorBidi"/>
         <w:sz w:val="22"/>
         <w:szCs w:val="22"/>
         <w:lang w:val="en-US" w:eastAsia="en-US" w:bidi="ar-SA"/>
@@ -21894,7 +21895,7 @@
       <w:outlineLvl w:val="0"/>
     </w:pPr>
     <w:rPr>
-      <w:rFonts w:asciiTheme="majorHAnsi" w:eastAsiaTheme="majorEastAsia" w:hAnsiTheme="majorHAnsi" w:cstheme="majorBidi"/>
+      <w:rFonts w:ascii="Montserrat" w:hAnsi="Montserrat" w:cstheme="majorBidi"/>
       <w:b/>
       <w:bCs/>
       <w:color w:val="365F91" w:themeColor="accent1" w:themeShade="BF"/>
@@ -21918,7 +21919,7 @@
       <w:outlineLvl w:val="1"/>
     </w:pPr>
     <w:rPr>
-      <w:rFonts w:asciiTheme="majorHAnsi" w:eastAsiaTheme="majorEastAsia" w:hAnsiTheme="majorHAnsi" w:cstheme="majorBidi"/>
+      <w:rFonts w:ascii="Montserrat" w:hAnsi="Montserrat" w:cstheme="majorBidi"/>
       <w:b/>
       <w:bCs/>
       <w:color w:val="4F81BD" w:themeColor="accent1"/>
@@ -21942,7 +21943,7 @@
       <w:outlineLvl w:val="2"/>
     </w:pPr>
     <w:rPr>
-      <w:rFonts w:asciiTheme="majorHAnsi" w:eastAsiaTheme="majorEastAsia" w:hAnsiTheme="majorHAnsi" w:cstheme="majorBidi"/>
+      <w:rFonts w:ascii="Montserrat" w:hAnsi="Montserrat" w:cstheme="majorBidi"/>
       <w:b/>
       <w:bCs/>
       <w:color w:val="4F81BD" w:themeColor="accent1"/>
@@ -21965,7 +21966,7 @@
       <w:outlineLvl w:val="3"/>
     </w:pPr>
     <w:rPr>
-      <w:rFonts w:asciiTheme="majorHAnsi" w:eastAsiaTheme="majorEastAsia" w:hAnsiTheme="majorHAnsi" w:cstheme="majorBidi"/>
+      <w:rFonts w:ascii="Montserrat" w:hAnsi="Montserrat" w:cstheme="majorBidi"/>
       <w:b/>
       <w:bCs/>
       <w:i/>
@@ -21990,7 +21991,7 @@
       <w:outlineLvl w:val="4"/>
     </w:pPr>
     <w:rPr>
-      <w:rFonts w:asciiTheme="majorHAnsi" w:eastAsiaTheme="majorEastAsia" w:hAnsiTheme="majorHAnsi" w:cstheme="majorBidi"/>
+      <w:rFonts w:ascii="Montserrat" w:hAnsi="Montserrat" w:cstheme="majorBidi"/>
       <w:color w:val="243F60" w:themeColor="accent1" w:themeShade="7F"/>
     </w:rPr>
   </w:style>
@@ -22011,7 +22012,7 @@
       <w:outlineLvl w:val="5"/>
     </w:pPr>
     <w:rPr>
-      <w:rFonts w:asciiTheme="majorHAnsi" w:eastAsiaTheme="majorEastAsia" w:hAnsiTheme="majorHAnsi" w:cstheme="majorBidi"/>
+      <w:rFonts w:ascii="Montserrat" w:hAnsi="Montserrat" w:cstheme="majorBidi"/>
       <w:i/>
       <w:iCs/>
       <w:color w:val="243F60" w:themeColor="accent1" w:themeShade="7F"/>
@@ -22034,7 +22035,7 @@
       <w:outlineLvl w:val="6"/>
     </w:pPr>
     <w:rPr>
-      <w:rFonts w:asciiTheme="majorHAnsi" w:eastAsiaTheme="majorEastAsia" w:hAnsiTheme="majorHAnsi" w:cstheme="majorBidi"/>
+      <w:rFonts w:ascii="Montserrat" w:hAnsi="Montserrat" w:cstheme="majorBidi"/>
       <w:i/>
       <w:iCs/>
       <w:color w:val="404040" w:themeColor="text1" w:themeTint="BF"/>
@@ -22057,7 +22058,7 @@
       <w:outlineLvl w:val="7"/>
     </w:pPr>
     <w:rPr>
-      <w:rFonts w:asciiTheme="majorHAnsi" w:eastAsiaTheme="majorEastAsia" w:hAnsiTheme="majorHAnsi" w:cstheme="majorBidi"/>
+      <w:rFonts w:ascii="Montserrat" w:hAnsi="Montserrat" w:cstheme="majorBidi"/>
       <w:color w:val="4F81BD" w:themeColor="accent1"/>
       <w:sz w:val="20"/>
       <w:szCs w:val="20"/>
@@ -22080,7 +22081,7 @@
       <w:outlineLvl w:val="8"/>
     </w:pPr>
     <w:rPr>
-      <w:rFonts w:asciiTheme="majorHAnsi" w:eastAsiaTheme="majorEastAsia" w:hAnsiTheme="majorHAnsi" w:cstheme="majorBidi"/>
+      <w:rFonts w:ascii="Montserrat" w:hAnsi="Montserrat" w:cstheme="majorBidi"/>
       <w:i/>
       <w:iCs/>
       <w:color w:val="404040" w:themeColor="text1" w:themeTint="BF"/>
@@ -22131,7 +22132,7 @@
     <w:uiPriority w:val="9"/>
     <w:rsid w:val="00FC693F"/>
     <w:rPr>
-      <w:rFonts w:asciiTheme="majorHAnsi" w:eastAsiaTheme="majorEastAsia" w:hAnsiTheme="majorHAnsi" w:cstheme="majorBidi"/>
+      <w:rFonts w:ascii="Montserrat" w:hAnsi="Montserrat" w:cstheme="majorBidi"/>
       <w:b/>
       <w:bCs/>
       <w:color w:val="365F91" w:themeColor="accent1" w:themeShade="BF"/>
@@ -22146,7 +22147,7 @@
     <w:uiPriority w:val="9"/>
     <w:rsid w:val="00FC693F"/>
     <w:rPr>
-      <w:rFonts w:asciiTheme="majorHAnsi" w:eastAsiaTheme="majorEastAsia" w:hAnsiTheme="majorHAnsi" w:cstheme="majorBidi"/>
+      <w:rFonts w:ascii="Montserrat" w:hAnsi="Montserrat" w:cstheme="majorBidi"/>
       <w:b/>
       <w:bCs/>
       <w:color w:val="4F81BD" w:themeColor="accent1"/>
@@ -22161,7 +22162,7 @@
     <w:uiPriority w:val="9"/>
     <w:rsid w:val="00FC693F"/>
     <w:rPr>
-      <w:rFonts w:asciiTheme="majorHAnsi" w:eastAsiaTheme="majorEastAsia" w:hAnsiTheme="majorHAnsi" w:cstheme="majorBidi"/>
+      <w:rFonts w:ascii="Montserrat" w:hAnsi="Montserrat" w:cstheme="majorBidi"/>
       <w:b/>
       <w:bCs/>
       <w:color w:val="4F81BD" w:themeColor="accent1"/>
@@ -22183,7 +22184,7 @@
       <w:contextualSpacing/>
     </w:pPr>
     <w:rPr>
-      <w:rFonts w:asciiTheme="majorHAnsi" w:eastAsiaTheme="majorEastAsia" w:hAnsiTheme="majorHAnsi" w:cstheme="majorBidi"/>
+      <w:rFonts w:ascii="Montserrat" w:hAnsi="Montserrat" w:cstheme="majorBidi"/>
       <w:color w:val="17365D" w:themeColor="text2" w:themeShade="BF"/>
       <w:spacing w:val="5"/>
       <w:kern w:val="28"/>
@@ -22198,7 +22199,7 @@
     <w:uiPriority w:val="10"/>
     <w:rsid w:val="00FC693F"/>
     <w:rPr>
-      <w:rFonts w:asciiTheme="majorHAnsi" w:eastAsiaTheme="majorEastAsia" w:hAnsiTheme="majorHAnsi" w:cstheme="majorBidi"/>
+      <w:rFonts w:ascii="Montserrat" w:hAnsi="Montserrat" w:cstheme="majorBidi"/>
       <w:color w:val="17365D" w:themeColor="text2" w:themeShade="BF"/>
       <w:spacing w:val="5"/>
       <w:kern w:val="28"/>
@@ -22220,7 +22221,7 @@
       </w:numPr>
     </w:pPr>
     <w:rPr>
-      <w:rFonts w:asciiTheme="majorHAnsi" w:eastAsiaTheme="majorEastAsia" w:hAnsiTheme="majorHAnsi" w:cstheme="majorBidi"/>
+      <w:rFonts w:ascii="Montserrat" w:hAnsi="Montserrat" w:cstheme="majorBidi"/>
       <w:i/>
       <w:iCs/>
       <w:color w:val="4F81BD" w:themeColor="accent1"/>
@@ -22236,7 +22237,7 @@
     <w:uiPriority w:val="11"/>
     <w:rsid w:val="00FC693F"/>
     <w:rPr>
-      <w:rFonts w:asciiTheme="majorHAnsi" w:eastAsiaTheme="majorEastAsia" w:hAnsiTheme="majorHAnsi" w:cstheme="majorBidi"/>
+      <w:rFonts w:ascii="Montserrat" w:hAnsi="Montserrat" w:cstheme="majorBidi"/>
       <w:i/>
       <w:iCs/>
       <w:color w:val="4F81BD" w:themeColor="accent1"/>
@@ -22483,7 +22484,7 @@
       </w:tabs>
     </w:pPr>
     <w:rPr>
-      <w:rFonts w:ascii="Courier" w:hAnsi="Courier"/>
+      <w:rFonts w:ascii="Montserrat" w:hAnsi="Montserrat"/>
       <w:sz w:val="20"/>
       <w:szCs w:val="20"/>
     </w:rPr>
@@ -22495,7 +22496,7 @@
     <w:uiPriority w:val="99"/>
     <w:rsid w:val="0029639D"/>
     <w:rPr>
-      <w:rFonts w:ascii="Courier" w:hAnsi="Courier"/>
+      <w:rFonts w:ascii="Montserrat" w:hAnsi="Montserrat"/>
       <w:sz w:val="20"/>
       <w:szCs w:val="20"/>
     </w:rPr>
@@ -22534,7 +22535,7 @@
     <w:semiHidden/>
     <w:rsid w:val="00FC693F"/>
     <w:rPr>
-      <w:rFonts w:asciiTheme="majorHAnsi" w:eastAsiaTheme="majorEastAsia" w:hAnsiTheme="majorHAnsi" w:cstheme="majorBidi"/>
+      <w:rFonts w:ascii="Montserrat" w:hAnsi="Montserrat" w:cstheme="majorBidi"/>
       <w:b/>
       <w:bCs/>
       <w:i/>
@@ -22550,7 +22551,7 @@
     <w:semiHidden/>
     <w:rsid w:val="00FC693F"/>
     <w:rPr>
-      <w:rFonts w:asciiTheme="majorHAnsi" w:eastAsiaTheme="majorEastAsia" w:hAnsiTheme="majorHAnsi" w:cstheme="majorBidi"/>
+      <w:rFonts w:ascii="Montserrat" w:hAnsi="Montserrat" w:cstheme="majorBidi"/>
       <w:color w:val="243F60" w:themeColor="accent1" w:themeShade="7F"/>
     </w:rPr>
   </w:style>
@@ -22562,7 +22563,7 @@
     <w:semiHidden/>
     <w:rsid w:val="00FC693F"/>
     <w:rPr>
-      <w:rFonts w:asciiTheme="majorHAnsi" w:eastAsiaTheme="majorEastAsia" w:hAnsiTheme="majorHAnsi" w:cstheme="majorBidi"/>
+      <w:rFonts w:ascii="Montserrat" w:hAnsi="Montserrat" w:cstheme="majorBidi"/>
       <w:i/>
       <w:iCs/>
       <w:color w:val="243F60" w:themeColor="accent1" w:themeShade="7F"/>
@@ -22576,7 +22577,7 @@
     <w:semiHidden/>
     <w:rsid w:val="00FC693F"/>
     <w:rPr>
-      <w:rFonts w:asciiTheme="majorHAnsi" w:eastAsiaTheme="majorEastAsia" w:hAnsiTheme="majorHAnsi" w:cstheme="majorBidi"/>
+      <w:rFonts w:ascii="Montserrat" w:hAnsi="Montserrat" w:cstheme="majorBidi"/>
       <w:i/>
       <w:iCs/>
       <w:color w:val="404040" w:themeColor="text1" w:themeTint="BF"/>
@@ -22590,7 +22591,7 @@
     <w:semiHidden/>
     <w:rsid w:val="00FC693F"/>
     <w:rPr>
-      <w:rFonts w:asciiTheme="majorHAnsi" w:eastAsiaTheme="majorEastAsia" w:hAnsiTheme="majorHAnsi" w:cstheme="majorBidi"/>
+      <w:rFonts w:ascii="Montserrat" w:hAnsi="Montserrat" w:cstheme="majorBidi"/>
       <w:color w:val="4F81BD" w:themeColor="accent1"/>
       <w:sz w:val="20"/>
       <w:szCs w:val="20"/>
@@ -22604,7 +22605,7 @@
     <w:semiHidden/>
     <w:rsid w:val="00FC693F"/>
     <w:rPr>
-      <w:rFonts w:asciiTheme="majorHAnsi" w:eastAsiaTheme="majorEastAsia" w:hAnsiTheme="majorHAnsi" w:cstheme="majorBidi"/>
+      <w:rFonts w:ascii="Montserrat" w:hAnsi="Montserrat" w:cstheme="majorBidi"/>
       <w:i/>
       <w:iCs/>
       <w:color w:val="404040" w:themeColor="text1" w:themeTint="BF"/>
@@ -24193,7 +24194,7 @@
         <w:spacing w:before="0" w:after="0" w:line="240" w:lineRule="auto"/>
       </w:pPr>
       <w:rPr>
-        <w:rFonts w:asciiTheme="majorHAnsi" w:eastAsiaTheme="majorEastAsia" w:hAnsiTheme="majorHAnsi" w:cstheme="majorBidi"/>
+        <w:rFonts w:ascii="Montserrat" w:hAnsi="Montserrat" w:cstheme="majorBidi"/>
         <w:b/>
         <w:bCs/>
       </w:rPr>
@@ -24214,7 +24215,7 @@
         <w:spacing w:before="0" w:after="0" w:line="240" w:lineRule="auto"/>
       </w:pPr>
       <w:rPr>
-        <w:rFonts w:asciiTheme="majorHAnsi" w:eastAsiaTheme="majorEastAsia" w:hAnsiTheme="majorHAnsi" w:cstheme="majorBidi"/>
+        <w:rFonts w:ascii="Montserrat" w:hAnsi="Montserrat" w:cstheme="majorBidi"/>
         <w:b/>
         <w:bCs/>
       </w:rPr>
@@ -24232,14 +24233,14 @@
     </w:tblStylePr>
     <w:tblStylePr w:type="firstCol">
       <w:rPr>
-        <w:rFonts w:asciiTheme="majorHAnsi" w:eastAsiaTheme="majorEastAsia" w:hAnsiTheme="majorHAnsi" w:cstheme="majorBidi"/>
+        <w:rFonts w:ascii="Montserrat" w:hAnsi="Montserrat" w:cstheme="majorBidi"/>
         <w:b/>
         <w:bCs/>
       </w:rPr>
     </w:tblStylePr>
     <w:tblStylePr w:type="lastCol">
       <w:rPr>
-        <w:rFonts w:asciiTheme="majorHAnsi" w:eastAsiaTheme="majorEastAsia" w:hAnsiTheme="majorHAnsi" w:cstheme="majorBidi"/>
+        <w:rFonts w:ascii="Montserrat" w:hAnsi="Montserrat" w:cstheme="majorBidi"/>
         <w:b/>
         <w:bCs/>
       </w:rPr>
@@ -24323,7 +24324,7 @@
         <w:spacing w:before="0" w:after="0" w:line="240" w:lineRule="auto"/>
       </w:pPr>
       <w:rPr>
-        <w:rFonts w:asciiTheme="majorHAnsi" w:eastAsiaTheme="majorEastAsia" w:hAnsiTheme="majorHAnsi" w:cstheme="majorBidi"/>
+        <w:rFonts w:ascii="Montserrat" w:hAnsi="Montserrat" w:cstheme="majorBidi"/>
         <w:b/>
         <w:bCs/>
       </w:rPr>
@@ -24344,7 +24345,7 @@
         <w:spacing w:before="0" w:after="0" w:line="240" w:lineRule="auto"/>
       </w:pPr>
       <w:rPr>
-        <w:rFonts w:asciiTheme="majorHAnsi" w:eastAsiaTheme="majorEastAsia" w:hAnsiTheme="majorHAnsi" w:cstheme="majorBidi"/>
+        <w:rFonts w:ascii="Montserrat" w:hAnsi="Montserrat" w:cstheme="majorBidi"/>
         <w:b/>
         <w:bCs/>
       </w:rPr>
@@ -24362,14 +24363,14 @@
     </w:tblStylePr>
     <w:tblStylePr w:type="firstCol">
       <w:rPr>
-        <w:rFonts w:asciiTheme="majorHAnsi" w:eastAsiaTheme="majorEastAsia" w:hAnsiTheme="majorHAnsi" w:cstheme="majorBidi"/>
+        <w:rFonts w:ascii="Montserrat" w:hAnsi="Montserrat" w:cstheme="majorBidi"/>
         <w:b/>
         <w:bCs/>
       </w:rPr>
     </w:tblStylePr>
     <w:tblStylePr w:type="lastCol">
       <w:rPr>
-        <w:rFonts w:asciiTheme="majorHAnsi" w:eastAsiaTheme="majorEastAsia" w:hAnsiTheme="majorHAnsi" w:cstheme="majorBidi"/>
+        <w:rFonts w:ascii="Montserrat" w:hAnsi="Montserrat" w:cstheme="majorBidi"/>
         <w:b/>
         <w:bCs/>
       </w:rPr>
@@ -24453,7 +24454,7 @@
         <w:spacing w:before="0" w:after="0" w:line="240" w:lineRule="auto"/>
       </w:pPr>
       <w:rPr>
-        <w:rFonts w:asciiTheme="majorHAnsi" w:eastAsiaTheme="majorEastAsia" w:hAnsiTheme="majorHAnsi" w:cstheme="majorBidi"/>
+        <w:rFonts w:ascii="Montserrat" w:hAnsi="Montserrat" w:cstheme="majorBidi"/>
         <w:b/>
         <w:bCs/>
       </w:rPr>
@@ -24474,7 +24475,7 @@
         <w:spacing w:before="0" w:after="0" w:line="240" w:lineRule="auto"/>
       </w:pPr>
       <w:rPr>
-        <w:rFonts w:asciiTheme="majorHAnsi" w:eastAsiaTheme="majorEastAsia" w:hAnsiTheme="majorHAnsi" w:cstheme="majorBidi"/>
+        <w:rFonts w:ascii="Montserrat" w:hAnsi="Montserrat" w:cstheme="majorBidi"/>
         <w:b/>
         <w:bCs/>
       </w:rPr>
@@ -24492,14 +24493,14 @@
     </w:tblStylePr>
     <w:tblStylePr w:type="firstCol">
       <w:rPr>
-        <w:rFonts w:asciiTheme="majorHAnsi" w:eastAsiaTheme="majorEastAsia" w:hAnsiTheme="majorHAnsi" w:cstheme="majorBidi"/>
+        <w:rFonts w:ascii="Montserrat" w:hAnsi="Montserrat" w:cstheme="majorBidi"/>
         <w:b/>
         <w:bCs/>
       </w:rPr>
     </w:tblStylePr>
     <w:tblStylePr w:type="lastCol">
       <w:rPr>
-        <w:rFonts w:asciiTheme="majorHAnsi" w:eastAsiaTheme="majorEastAsia" w:hAnsiTheme="majorHAnsi" w:cstheme="majorBidi"/>
+        <w:rFonts w:ascii="Montserrat" w:hAnsi="Montserrat" w:cstheme="majorBidi"/>
         <w:b/>
         <w:bCs/>
       </w:rPr>
@@ -24583,7 +24584,7 @@
         <w:spacing w:before="0" w:after="0" w:line="240" w:lineRule="auto"/>
       </w:pPr>
       <w:rPr>
-        <w:rFonts w:asciiTheme="majorHAnsi" w:eastAsiaTheme="majorEastAsia" w:hAnsiTheme="majorHAnsi" w:cstheme="majorBidi"/>
+        <w:rFonts w:ascii="Montserrat" w:hAnsi="Montserrat" w:cstheme="majorBidi"/>
         <w:b/>
         <w:bCs/>
       </w:rPr>
@@ -24604,7 +24605,7 @@
         <w:spacing w:before="0" w:after="0" w:line="240" w:lineRule="auto"/>
       </w:pPr>
       <w:rPr>
-        <w:rFonts w:asciiTheme="majorHAnsi" w:eastAsiaTheme="majorEastAsia" w:hAnsiTheme="majorHAnsi" w:cstheme="majorBidi"/>
+        <w:rFonts w:ascii="Montserrat" w:hAnsi="Montserrat" w:cstheme="majorBidi"/>
         <w:b/>
         <w:bCs/>
       </w:rPr>
@@ -24622,14 +24623,14 @@
     </w:tblStylePr>
     <w:tblStylePr w:type="firstCol">
       <w:rPr>
-        <w:rFonts w:asciiTheme="majorHAnsi" w:eastAsiaTheme="majorEastAsia" w:hAnsiTheme="majorHAnsi" w:cstheme="majorBidi"/>
+        <w:rFonts w:ascii="Montserrat" w:hAnsi="Montserrat" w:cstheme="majorBidi"/>
         <w:b/>
         <w:bCs/>
       </w:rPr>
     </w:tblStylePr>
     <w:tblStylePr w:type="lastCol">
       <w:rPr>
-        <w:rFonts w:asciiTheme="majorHAnsi" w:eastAsiaTheme="majorEastAsia" w:hAnsiTheme="majorHAnsi" w:cstheme="majorBidi"/>
+        <w:rFonts w:ascii="Montserrat" w:hAnsi="Montserrat" w:cstheme="majorBidi"/>
         <w:b/>
         <w:bCs/>
       </w:rPr>
@@ -24713,7 +24714,7 @@
         <w:spacing w:before="0" w:after="0" w:line="240" w:lineRule="auto"/>
       </w:pPr>
       <w:rPr>
-        <w:rFonts w:asciiTheme="majorHAnsi" w:eastAsiaTheme="majorEastAsia" w:hAnsiTheme="majorHAnsi" w:cstheme="majorBidi"/>
+        <w:rFonts w:ascii="Montserrat" w:hAnsi="Montserrat" w:cstheme="majorBidi"/>
         <w:b/>
         <w:bCs/>
       </w:rPr>
@@ -24734,7 +24735,7 @@
         <w:spacing w:before="0" w:after="0" w:line="240" w:lineRule="auto"/>
       </w:pPr>
       <w:rPr>
-        <w:rFonts w:asciiTheme="majorHAnsi" w:eastAsiaTheme="majorEastAsia" w:hAnsiTheme="majorHAnsi" w:cstheme="majorBidi"/>
+        <w:rFonts w:ascii="Montserrat" w:hAnsi="Montserrat" w:cstheme="majorBidi"/>
         <w:b/>
         <w:bCs/>
       </w:rPr>
@@ -24752,14 +24753,14 @@
     </w:tblStylePr>
     <w:tblStylePr w:type="firstCol">
       <w:rPr>
-        <w:rFonts w:asciiTheme="majorHAnsi" w:eastAsiaTheme="majorEastAsia" w:hAnsiTheme="majorHAnsi" w:cstheme="majorBidi"/>
+        <w:rFonts w:ascii="Montserrat" w:hAnsi="Montserrat" w:cstheme="majorBidi"/>
         <w:b/>
         <w:bCs/>
       </w:rPr>
     </w:tblStylePr>
     <w:tblStylePr w:type="lastCol">
       <w:rPr>
-        <w:rFonts w:asciiTheme="majorHAnsi" w:eastAsiaTheme="majorEastAsia" w:hAnsiTheme="majorHAnsi" w:cstheme="majorBidi"/>
+        <w:rFonts w:ascii="Montserrat" w:hAnsi="Montserrat" w:cstheme="majorBidi"/>
         <w:b/>
         <w:bCs/>
       </w:rPr>
@@ -24843,7 +24844,7 @@
         <w:spacing w:before="0" w:after="0" w:line="240" w:lineRule="auto"/>
       </w:pPr>
       <w:rPr>
-        <w:rFonts w:asciiTheme="majorHAnsi" w:eastAsiaTheme="majorEastAsia" w:hAnsiTheme="majorHAnsi" w:cstheme="majorBidi"/>
+        <w:rFonts w:ascii="Montserrat" w:hAnsi="Montserrat" w:cstheme="majorBidi"/>
         <w:b/>
         <w:bCs/>
       </w:rPr>
@@ -24864,7 +24865,7 @@
         <w:spacing w:before="0" w:after="0" w:line="240" w:lineRule="auto"/>
       </w:pPr>
       <w:rPr>
-        <w:rFonts w:asciiTheme="majorHAnsi" w:eastAsiaTheme="majorEastAsia" w:hAnsiTheme="majorHAnsi" w:cstheme="majorBidi"/>
+        <w:rFonts w:ascii="Montserrat" w:hAnsi="Montserrat" w:cstheme="majorBidi"/>
         <w:b/>
         <w:bCs/>
       </w:rPr>
@@ -24882,14 +24883,14 @@
     </w:tblStylePr>
     <w:tblStylePr w:type="firstCol">
       <w:rPr>
-        <w:rFonts w:asciiTheme="majorHAnsi" w:eastAsiaTheme="majorEastAsia" w:hAnsiTheme="majorHAnsi" w:cstheme="majorBidi"/>
+        <w:rFonts w:ascii="Montserrat" w:hAnsi="Montserrat" w:cstheme="majorBidi"/>
         <w:b/>
         <w:bCs/>
       </w:rPr>
     </w:tblStylePr>
     <w:tblStylePr w:type="lastCol">
       <w:rPr>
-        <w:rFonts w:asciiTheme="majorHAnsi" w:eastAsiaTheme="majorEastAsia" w:hAnsiTheme="majorHAnsi" w:cstheme="majorBidi"/>
+        <w:rFonts w:ascii="Montserrat" w:hAnsi="Montserrat" w:cstheme="majorBidi"/>
         <w:b/>
         <w:bCs/>
       </w:rPr>
@@ -24973,7 +24974,7 @@
         <w:spacing w:before="0" w:after="0" w:line="240" w:lineRule="auto"/>
       </w:pPr>
       <w:rPr>
-        <w:rFonts w:asciiTheme="majorHAnsi" w:eastAsiaTheme="majorEastAsia" w:hAnsiTheme="majorHAnsi" w:cstheme="majorBidi"/>
+        <w:rFonts w:ascii="Montserrat" w:hAnsi="Montserrat" w:cstheme="majorBidi"/>
         <w:b/>
         <w:bCs/>
       </w:rPr>
@@ -24994,7 +24995,7 @@
         <w:spacing w:before="0" w:after="0" w:line="240" w:lineRule="auto"/>
       </w:pPr>
       <w:rPr>
-        <w:rFonts w:asciiTheme="majorHAnsi" w:eastAsiaTheme="majorEastAsia" w:hAnsiTheme="majorHAnsi" w:cstheme="majorBidi"/>
+        <w:rFonts w:ascii="Montserrat" w:hAnsi="Montserrat" w:cstheme="majorBidi"/>
         <w:b/>
         <w:bCs/>
       </w:rPr>
@@ -25012,14 +25013,14 @@
     </w:tblStylePr>
     <w:tblStylePr w:type="firstCol">
       <w:rPr>
-        <w:rFonts w:asciiTheme="majorHAnsi" w:eastAsiaTheme="majorEastAsia" w:hAnsiTheme="majorHAnsi" w:cstheme="majorBidi"/>
+        <w:rFonts w:ascii="Montserrat" w:hAnsi="Montserrat" w:cstheme="majorBidi"/>
         <w:b/>
         <w:bCs/>
       </w:rPr>
     </w:tblStylePr>
     <w:tblStylePr w:type="lastCol">
       <w:rPr>
-        <w:rFonts w:asciiTheme="majorHAnsi" w:eastAsiaTheme="majorEastAsia" w:hAnsiTheme="majorHAnsi" w:cstheme="majorBidi"/>
+        <w:rFonts w:ascii="Montserrat" w:hAnsi="Montserrat" w:cstheme="majorBidi"/>
         <w:b/>
         <w:bCs/>
       </w:rPr>
@@ -26884,7 +26885,7 @@
     </w:tblPr>
     <w:tblStylePr w:type="firstRow">
       <w:rPr>
-        <w:rFonts w:asciiTheme="majorHAnsi" w:eastAsiaTheme="majorEastAsia" w:hAnsiTheme="majorHAnsi" w:cstheme="majorBidi"/>
+        <w:rFonts w:ascii="Montserrat" w:hAnsi="Montserrat" w:cstheme="majorBidi"/>
       </w:rPr>
       <w:tblPr/>
       <w:tcPr>
@@ -26968,7 +26969,7 @@
     </w:tblPr>
     <w:tblStylePr w:type="firstRow">
       <w:rPr>
-        <w:rFonts w:asciiTheme="majorHAnsi" w:eastAsiaTheme="majorEastAsia" w:hAnsiTheme="majorHAnsi" w:cstheme="majorBidi"/>
+        <w:rFonts w:ascii="Montserrat" w:hAnsi="Montserrat" w:cstheme="majorBidi"/>
       </w:rPr>
       <w:tblPr/>
       <w:tcPr>
@@ -27052,7 +27053,7 @@
     </w:tblPr>
     <w:tblStylePr w:type="firstRow">
       <w:rPr>
-        <w:rFonts w:asciiTheme="majorHAnsi" w:eastAsiaTheme="majorEastAsia" w:hAnsiTheme="majorHAnsi" w:cstheme="majorBidi"/>
+        <w:rFonts w:ascii="Montserrat" w:hAnsi="Montserrat" w:cstheme="majorBidi"/>
       </w:rPr>
       <w:tblPr/>
       <w:tcPr>
@@ -27136,7 +27137,7 @@
     </w:tblPr>
     <w:tblStylePr w:type="firstRow">
       <w:rPr>
-        <w:rFonts w:asciiTheme="majorHAnsi" w:eastAsiaTheme="majorEastAsia" w:hAnsiTheme="majorHAnsi" w:cstheme="majorBidi"/>
+        <w:rFonts w:ascii="Montserrat" w:hAnsi="Montserrat" w:cstheme="majorBidi"/>
       </w:rPr>
       <w:tblPr/>
       <w:tcPr>
@@ -27220,7 +27221,7 @@
     </w:tblPr>
     <w:tblStylePr w:type="firstRow">
       <w:rPr>
-        <w:rFonts w:asciiTheme="majorHAnsi" w:eastAsiaTheme="majorEastAsia" w:hAnsiTheme="majorHAnsi" w:cstheme="majorBidi"/>
+        <w:rFonts w:ascii="Montserrat" w:hAnsi="Montserrat" w:cstheme="majorBidi"/>
       </w:rPr>
       <w:tblPr/>
       <w:tcPr>
@@ -27304,7 +27305,7 @@
     </w:tblPr>
     <w:tblStylePr w:type="firstRow">
       <w:rPr>
-        <w:rFonts w:asciiTheme="majorHAnsi" w:eastAsiaTheme="majorEastAsia" w:hAnsiTheme="majorHAnsi" w:cstheme="majorBidi"/>
+        <w:rFonts w:ascii="Montserrat" w:hAnsi="Montserrat" w:cstheme="majorBidi"/>
       </w:rPr>
       <w:tblPr/>
       <w:tcPr>
@@ -27388,7 +27389,7 @@
     </w:tblPr>
     <w:tblStylePr w:type="firstRow">
       <w:rPr>
-        <w:rFonts w:asciiTheme="majorHAnsi" w:eastAsiaTheme="majorEastAsia" w:hAnsiTheme="majorHAnsi" w:cstheme="majorBidi"/>
+        <w:rFonts w:ascii="Montserrat" w:hAnsi="Montserrat" w:cstheme="majorBidi"/>
       </w:rPr>
       <w:tblPr/>
       <w:tcPr>
@@ -27453,7 +27454,7 @@
       <w:spacing w:after="0" w:line="240" w:lineRule="auto"/>
     </w:pPr>
     <w:rPr>
-      <w:rFonts w:asciiTheme="majorHAnsi" w:eastAsiaTheme="majorEastAsia" w:hAnsiTheme="majorHAnsi" w:cstheme="majorBidi"/>
+      <w:rFonts w:ascii="Montserrat" w:hAnsi="Montserrat" w:cstheme="majorBidi"/>
       <w:color w:val="000000" w:themeColor="text1"/>
     </w:rPr>
     <w:tblPr>
@@ -27581,7 +27582,7 @@
       <w:spacing w:after="0" w:line="240" w:lineRule="auto"/>
     </w:pPr>
     <w:rPr>
-      <w:rFonts w:asciiTheme="majorHAnsi" w:eastAsiaTheme="majorEastAsia" w:hAnsiTheme="majorHAnsi" w:cstheme="majorBidi"/>
+      <w:rFonts w:ascii="Montserrat" w:hAnsi="Montserrat" w:cstheme="majorBidi"/>
       <w:color w:val="000000" w:themeColor="text1"/>
     </w:rPr>
     <w:tblPr>
@@ -27709,7 +27710,7 @@
       <w:spacing w:after="0" w:line="240" w:lineRule="auto"/>
     </w:pPr>
     <w:rPr>
-      <w:rFonts w:asciiTheme="majorHAnsi" w:eastAsiaTheme="majorEastAsia" w:hAnsiTheme="majorHAnsi" w:cstheme="majorBidi"/>
+      <w:rFonts w:ascii="Montserrat" w:hAnsi="Montserrat" w:cstheme="majorBidi"/>
       <w:color w:val="000000" w:themeColor="text1"/>
     </w:rPr>
     <w:tblPr>
@@ -27837,7 +27838,7 @@
       <w:spacing w:after="0" w:line="240" w:lineRule="auto"/>
     </w:pPr>
     <w:rPr>
-      <w:rFonts w:asciiTheme="majorHAnsi" w:eastAsiaTheme="majorEastAsia" w:hAnsiTheme="majorHAnsi" w:cstheme="majorBidi"/>
+      <w:rFonts w:ascii="Montserrat" w:hAnsi="Montserrat" w:cstheme="majorBidi"/>
       <w:color w:val="000000" w:themeColor="text1"/>
     </w:rPr>
     <w:tblPr>
@@ -27965,7 +27966,7 @@
       <w:spacing w:after="0" w:line="240" w:lineRule="auto"/>
     </w:pPr>
     <w:rPr>
-      <w:rFonts w:asciiTheme="majorHAnsi" w:eastAsiaTheme="majorEastAsia" w:hAnsiTheme="majorHAnsi" w:cstheme="majorBidi"/>
+      <w:rFonts w:ascii="Montserrat" w:hAnsi="Montserrat" w:cstheme="majorBidi"/>
       <w:color w:val="000000" w:themeColor="text1"/>
     </w:rPr>
     <w:tblPr>
@@ -28093,7 +28094,7 @@
       <w:spacing w:after="0" w:line="240" w:lineRule="auto"/>
     </w:pPr>
     <w:rPr>
-      <w:rFonts w:asciiTheme="majorHAnsi" w:eastAsiaTheme="majorEastAsia" w:hAnsiTheme="majorHAnsi" w:cstheme="majorBidi"/>
+      <w:rFonts w:ascii="Montserrat" w:hAnsi="Montserrat" w:cstheme="majorBidi"/>
       <w:color w:val="000000" w:themeColor="text1"/>
     </w:rPr>
     <w:tblPr>
@@ -28221,7 +28222,7 @@
       <w:spacing w:after="0" w:line="240" w:lineRule="auto"/>
     </w:pPr>
     <w:rPr>
-      <w:rFonts w:asciiTheme="majorHAnsi" w:eastAsiaTheme="majorEastAsia" w:hAnsiTheme="majorHAnsi" w:cstheme="majorBidi"/>
+      <w:rFonts w:ascii="Montserrat" w:hAnsi="Montserrat" w:cstheme="majorBidi"/>
       <w:color w:val="000000" w:themeColor="text1"/>
     </w:rPr>
     <w:tblPr>
@@ -28860,7 +28861,7 @@
       <w:spacing w:after="0" w:line="240" w:lineRule="auto"/>
     </w:pPr>
     <w:rPr>
-      <w:rFonts w:asciiTheme="majorHAnsi" w:eastAsiaTheme="majorEastAsia" w:hAnsiTheme="majorHAnsi" w:cstheme="majorBidi"/>
+      <w:rFonts w:ascii="Montserrat" w:hAnsi="Montserrat" w:cstheme="majorBidi"/>
       <w:color w:val="000000" w:themeColor="text1"/>
     </w:rPr>
     <w:tblPr>
@@ -28985,7 +28986,7 @@
       <w:spacing w:after="0" w:line="240" w:lineRule="auto"/>
     </w:pPr>
     <w:rPr>
-      <w:rFonts w:asciiTheme="majorHAnsi" w:eastAsiaTheme="majorEastAsia" w:hAnsiTheme="majorHAnsi" w:cstheme="majorBidi"/>
+      <w:rFonts w:ascii="Montserrat" w:hAnsi="Montserrat" w:cstheme="majorBidi"/>
       <w:color w:val="000000" w:themeColor="text1"/>
     </w:rPr>
     <w:tblPr>
@@ -29110,7 +29111,7 @@
       <w:spacing w:after="0" w:line="240" w:lineRule="auto"/>
     </w:pPr>
     <w:rPr>
-      <w:rFonts w:asciiTheme="majorHAnsi" w:eastAsiaTheme="majorEastAsia" w:hAnsiTheme="majorHAnsi" w:cstheme="majorBidi"/>
+      <w:rFonts w:ascii="Montserrat" w:hAnsi="Montserrat" w:cstheme="majorBidi"/>
       <w:color w:val="000000" w:themeColor="text1"/>
     </w:rPr>
     <w:tblPr>
@@ -29235,7 +29236,7 @@
       <w:spacing w:after="0" w:line="240" w:lineRule="auto"/>
     </w:pPr>
     <w:rPr>
-      <w:rFonts w:asciiTheme="majorHAnsi" w:eastAsiaTheme="majorEastAsia" w:hAnsiTheme="majorHAnsi" w:cstheme="majorBidi"/>
+      <w:rFonts w:ascii="Montserrat" w:hAnsi="Montserrat" w:cstheme="majorBidi"/>
       <w:color w:val="000000" w:themeColor="text1"/>
     </w:rPr>
     <w:tblPr>
@@ -29360,7 +29361,7 @@
       <w:spacing w:after="0" w:line="240" w:lineRule="auto"/>
     </w:pPr>
     <w:rPr>
-      <w:rFonts w:asciiTheme="majorHAnsi" w:eastAsiaTheme="majorEastAsia" w:hAnsiTheme="majorHAnsi" w:cstheme="majorBidi"/>
+      <w:rFonts w:ascii="Montserrat" w:hAnsi="Montserrat" w:cstheme="majorBidi"/>
       <w:color w:val="000000" w:themeColor="text1"/>
     </w:rPr>
     <w:tblPr>
@@ -29485,7 +29486,7 @@
       <w:spacing w:after="0" w:line="240" w:lineRule="auto"/>
     </w:pPr>
     <w:rPr>
-      <w:rFonts w:asciiTheme="majorHAnsi" w:eastAsiaTheme="majorEastAsia" w:hAnsiTheme="majorHAnsi" w:cstheme="majorBidi"/>
+      <w:rFonts w:ascii="Montserrat" w:hAnsi="Montserrat" w:cstheme="majorBidi"/>
       <w:color w:val="000000" w:themeColor="text1"/>
     </w:rPr>
     <w:tblPr>
@@ -29610,7 +29611,7 @@
       <w:spacing w:after="0" w:line="240" w:lineRule="auto"/>
     </w:pPr>
     <w:rPr>
-      <w:rFonts w:asciiTheme="majorHAnsi" w:eastAsiaTheme="majorEastAsia" w:hAnsiTheme="majorHAnsi" w:cstheme="majorBidi"/>
+      <w:rFonts w:ascii="Montserrat" w:hAnsi="Montserrat" w:cstheme="majorBidi"/>
       <w:color w:val="000000" w:themeColor="text1"/>
     </w:rPr>
     <w:tblPr>
@@ -33563,7 +33564,7 @@
     </a:clrScheme>
     <a:fontScheme name="Office">
       <a:majorFont>
-        <a:latin typeface="Calibri"/>
+        <a:latin typeface="Montserrat"/>
         <a:ea typeface=""/>
         <a:cs typeface=""/>
         <a:font script="Jpan" typeface="ＭＳ ゴシック"/>
@@ -33598,7 +33599,7 @@
         <a:font script="Geor" typeface="Sylfaen"/>
       </a:majorFont>
       <a:minorFont>
-        <a:latin typeface="Cambria"/>
+        <a:latin typeface="Montserrat"/>
         <a:ea typeface=""/>
         <a:cs typeface=""/>
         <a:font script="Jpan" typeface="ＭＳ 明朝"/>
